--- a/Fase 1/Evidencias Grupales/1.5_GuiaEstudiante_Fase 1_Definicion Proyecto APT.docx
+++ b/Fase 1/Evidencias Grupales/1.5_GuiaEstudiante_Fase 1_Definicion Proyecto APT.docx
@@ -156,7 +156,6 @@
                                 </w:rPr>
                                 <w:t xml:space="preserve">Asignatura </w:t>
                               </w:r>
-                              <w:proofErr w:type="spellStart"/>
                               <w:r>
                                 <w:rPr>
                                   <w:b/>
@@ -166,7 +165,6 @@
                                 </w:rPr>
                                 <w:t>Capstone</w:t>
                               </w:r>
-                              <w:proofErr w:type="spellEnd"/>
                             </w:p>
                           </w:txbxContent>
                         </wps:txbx>
@@ -331,7 +329,6 @@
                           </w:rPr>
                           <w:t xml:space="preserve">Asignatura </w:t>
                         </w:r>
-                        <w:proofErr w:type="spellStart"/>
                         <w:r>
                           <w:rPr>
                             <w:b/>
@@ -341,7 +338,6 @@
                           </w:rPr>
                           <w:t>Capstone</w:t>
                         </w:r>
-                        <w:proofErr w:type="spellEnd"/>
                       </w:p>
                     </w:txbxContent>
                   </v:textbox>
@@ -2608,17 +2604,7 @@
                 <w:szCs w:val="20"/>
                 <w:lang w:eastAsia="es-CL"/>
               </w:rPr>
-              <w:t>Uno de los mayores desafíos que tiene el proyecto es lograr aumentar las ventas de un negocio ya existente.</w:t>
-            </w:r>
-            <w:r>
-              <w:rPr>
-                <w:rFonts w:ascii="Calibri" w:hAnsi="Calibri" w:cs="Arial"/>
-                <w:iCs/>
-                <w:sz w:val="20"/>
-                <w:szCs w:val="20"/>
-                <w:lang w:eastAsia="es-CL"/>
-              </w:rPr>
-              <w:t xml:space="preserve"> </w:t>
+              <w:t xml:space="preserve">Uno de los mayores desafíos que tiene el proyecto es lograr aumentar las ventas de un negocio ya existente. </w:t>
             </w:r>
           </w:p>
           <w:p>
@@ -2668,9 +2654,13 @@
                 <w:szCs w:val="20"/>
                 <w:lang w:eastAsia="es-CL"/>
               </w:rPr>
-              <w:t>Ganancias: S</w:t>
-            </w:r>
-            <w:r>
+              <w:t xml:space="preserve">Ganancias: Se busca doblar y hasta triplicar las ganancias de un negocio presencial ya existente. </w:t>
+            </w:r>
+          </w:p>
+          <w:p>
+            <w:pPr>
+              <w:pStyle w:val="Prrafodelista"/>
+              <w:jc w:val="both"/>
               <w:rPr>
                 <w:rFonts w:ascii="Calibri" w:hAnsi="Calibri" w:cs="Arial"/>
                 <w:iCs/>
@@ -2678,13 +2668,8 @@
                 <w:szCs w:val="20"/>
                 <w:lang w:eastAsia="es-CL"/>
               </w:rPr>
-              <w:t xml:space="preserve">e busca doblar y hasta triplicar las ganancias de un negocio presencial ya existente. </w:t>
-            </w:r>
-          </w:p>
-          <w:p>
-            <w:pPr>
-              <w:pStyle w:val="Prrafodelista"/>
-              <w:jc w:val="both"/>
+            </w:pPr>
+            <w:r>
               <w:rPr>
                 <w:rFonts w:ascii="Calibri" w:hAnsi="Calibri" w:cs="Arial"/>
                 <w:iCs/>
@@ -2692,26 +2677,7 @@
                 <w:szCs w:val="20"/>
                 <w:lang w:eastAsia="es-CL"/>
               </w:rPr>
-            </w:pPr>
-            <w:r>
-              <w:rPr>
-                <w:rFonts w:ascii="Calibri" w:hAnsi="Calibri" w:cs="Arial"/>
-                <w:iCs/>
-                <w:sz w:val="20"/>
-                <w:szCs w:val="20"/>
-                <w:lang w:eastAsia="es-CL"/>
-              </w:rPr>
-              <w:t>En cuanto un negocio nuevo la idea es demostrar que el costo operativo de tener una tienda online es 100% rentable y escalable a través tiempo</w:t>
-            </w:r>
-            <w:r>
-              <w:rPr>
-                <w:rFonts w:ascii="Calibri" w:hAnsi="Calibri" w:cs="Arial"/>
-                <w:iCs/>
-                <w:sz w:val="20"/>
-                <w:szCs w:val="20"/>
-                <w:lang w:eastAsia="es-CL"/>
-              </w:rPr>
-              <w:t>.</w:t>
+              <w:t>En cuanto un negocio nuevo la idea es demostrar que el costo operativo de tener una tienda online es 100% rentable y escalable a través tiempo.</w:t>
             </w:r>
           </w:p>
           <w:p>
@@ -2738,17 +2704,7 @@
                 <w:szCs w:val="20"/>
                 <w:lang w:eastAsia="es-CL"/>
               </w:rPr>
-              <w:t xml:space="preserve">Gestión: </w:t>
-            </w:r>
-            <w:r>
-              <w:rPr>
-                <w:rFonts w:ascii="Calibri" w:hAnsi="Calibri" w:cs="Arial"/>
-                <w:iCs/>
-                <w:sz w:val="20"/>
-                <w:szCs w:val="20"/>
-                <w:lang w:eastAsia="es-CL"/>
-              </w:rPr>
-              <w:t xml:space="preserve">Una buena gestión siempre hará crecer un negocio, es por eso </w:t>
+              <w:t xml:space="preserve">Gestión: Una buena gestión siempre hará crecer un negocio, es por eso </w:t>
             </w:r>
             <w:proofErr w:type="gramStart"/>
             <w:r>
@@ -2863,17 +2819,7 @@
                 <w:szCs w:val="20"/>
                 <w:lang w:eastAsia="es-CL"/>
               </w:rPr>
-              <w:t xml:space="preserve">Automatización: </w:t>
-            </w:r>
-            <w:r>
-              <w:rPr>
-                <w:rFonts w:ascii="Calibri" w:hAnsi="Calibri" w:cs="Arial"/>
-                <w:iCs/>
-                <w:sz w:val="20"/>
-                <w:szCs w:val="20"/>
-                <w:lang w:eastAsia="es-CL"/>
-              </w:rPr>
-              <w:t xml:space="preserve">Contar con un sistema que te permita obtener información importante sobre tu negocio haciendo solo un </w:t>
+              <w:t xml:space="preserve">Automatización: Contar con un sistema que te permita obtener información importante sobre tu negocio haciendo solo un </w:t>
             </w:r>
             <w:proofErr w:type="spellStart"/>
             <w:proofErr w:type="gramStart"/>
@@ -3185,7 +3131,6 @@
               </w:rPr>
               <w:t xml:space="preserve">La naturaleza del sistema de ventas online adaptable permite definir claramente los requerimientos desde el </w:t>
             </w:r>
-            <w:proofErr w:type="gramStart"/>
             <w:r>
               <w:rPr>
                 <w:rFonts w:ascii="Calibri" w:hAnsi="Calibri" w:cs="Arial"/>
@@ -3194,9 +3139,8 @@
                 <w:szCs w:val="20"/>
                 <w:lang w:eastAsia="es-CL"/>
               </w:rPr>
-              <w:t>inicio( módulos</w:t>
-            </w:r>
-            <w:proofErr w:type="gramEnd"/>
+              <w:t>inicio(módulos</w:t>
+            </w:r>
             <w:r>
               <w:rPr>
                 <w:rFonts w:ascii="Calibri" w:hAnsi="Calibri" w:cs="Arial"/>
@@ -3571,7 +3515,7 @@
               <w:jc w:val="both"/>
               <w:rPr>
                 <w:rFonts w:ascii="Calibri" w:hAnsi="Calibri" w:cs="Arial"/>
-                <w:i/>
+                <w:iCs/>
                 <w:color w:val="4472C4" w:themeColor="accent1"/>
                 <w:sz w:val="18"/>
                 <w:szCs w:val="20"/>
@@ -3581,7 +3525,7 @@
             <w:r>
               <w:rPr>
                 <w:rFonts w:ascii="Calibri" w:hAnsi="Calibri" w:cs="Arial"/>
-                <w:i/>
+                <w:iCs/>
                 <w:color w:val="4472C4" w:themeColor="accent1"/>
                 <w:sz w:val="18"/>
                 <w:szCs w:val="20"/>
@@ -3589,23 +3533,21 @@
               </w:rPr>
               <w:t xml:space="preserve">El repositorio de GitHub es una nube en la cual se </w:t>
             </w:r>
-            <w:proofErr w:type="gramStart"/>
-            <w:r>
-              <w:rPr>
-                <w:rFonts w:ascii="Calibri" w:hAnsi="Calibri" w:cs="Arial"/>
-                <w:i/>
+            <w:r>
+              <w:rPr>
+                <w:rFonts w:ascii="Calibri" w:hAnsi="Calibri" w:cs="Arial"/>
+                <w:iCs/>
                 <w:color w:val="4472C4" w:themeColor="accent1"/>
                 <w:sz w:val="18"/>
                 <w:szCs w:val="20"/>
                 <w:lang w:eastAsia="es-CL"/>
               </w:rPr>
-              <w:t>registrara</w:t>
-            </w:r>
-            <w:proofErr w:type="gramEnd"/>
-            <w:r>
-              <w:rPr>
-                <w:rFonts w:ascii="Calibri" w:hAnsi="Calibri" w:cs="Arial"/>
-                <w:i/>
+              <w:t>registrará</w:t>
+            </w:r>
+            <w:r>
+              <w:rPr>
+                <w:rFonts w:ascii="Calibri" w:hAnsi="Calibri" w:cs="Arial"/>
+                <w:iCs/>
                 <w:color w:val="4472C4" w:themeColor="accent1"/>
                 <w:sz w:val="18"/>
                 <w:szCs w:val="20"/>
@@ -8332,6 +8274,7 @@
   <w:style w:type="character" w:default="1" w:styleId="Fuentedeprrafopredeter">
     <w:name w:val="Default Paragraph Font"/>
     <w:uiPriority w:val="1"/>
+    <w:semiHidden/>
     <w:unhideWhenUsed/>
   </w:style>
   <w:style w:type="table" w:default="1" w:styleId="Tablanormal">
